--- a/onboarding/onboarding-assistente-pessoal.docx
+++ b/onboarding/onboarding-assistente-pessoal.docx
@@ -318,7 +318,7 @@
           <w:color w:val="7A7A72"/>
           <w:sz w:val="19"/>
         </w:rPr>
-        <w:t>Ex.: alimentação, transporte, lazer, contas, vestuário, saúde... ou deixe em branco que eu sugiro um conjunto pronto</w:t>
+        <w:t>Já venho com um conjunto pronto: Moradia, Alimentação, Transporte, Saúde, Educação, Lazer, Assinaturas, Compras pessoais, Finanças e Trabalho/Negócio. Marque o que usa, tire o que não usa ou crie a sua — é só dizer.</w:t>
       </w:r>
     </w:p>
     <w:p>

--- a/onboarding/onboarding-assistente-pessoal.docx
+++ b/onboarding/onboarding-assistente-pessoal.docx
@@ -318,7 +318,7 @@
           <w:color w:val="7A7A72"/>
           <w:sz w:val="19"/>
         </w:rPr>
-        <w:t>Já venho com um conjunto pronto: Moradia, Alimentação, Transporte, Saúde, Educação, Lazer, Assinaturas, Compras pessoais, Finanças e Trabalho/Negócio. Marque o que usa, tire o que não usa ou crie a sua — é só dizer.</w:t>
+        <w:t>Já venho com um conjunto pronto: Moradia, Alimentação, Transporte, Saúde, Educação, Lazer, Assinaturas, Compras pessoais, Finanças, Trabalho/Negócio e Outros (pro que não se encaixa). Marque o que usa, tire o que não usa ou crie a sua — é só dizer.</w:t>
       </w:r>
     </w:p>
     <w:p>

--- a/onboarding/onboarding-assistente-pessoal.docx
+++ b/onboarding/onboarding-assistente-pessoal.docx
@@ -77,7 +77,7 @@
           <w:color w:val="1A1A17"/>
           <w:sz w:val="22"/>
         </w:rPr>
-        <w:t>1. Seu nome e o WhatsApp que vai usar com o assistente</w:t>
+        <w:t>1. Seu nome</w:t>
       </w:r>
     </w:p>
     <w:p>
@@ -109,7 +109,54 @@
           <w:color w:val="1A1A17"/>
           <w:sz w:val="22"/>
         </w:rPr>
-        <w:t>2. Em que fuso/país você está?</w:t>
+        <w:t>2. Seu número de WhatsApp (com DDD e país)</w:t>
+      </w:r>
+    </w:p>
+    <w:p>
+      <w:pPr>
+        <w:spacing w:after="60"/>
+      </w:pPr>
+      <w:r>
+        <w:rPr>
+          <w:rFonts w:ascii="Arial" w:hAnsi="Arial"/>
+          <w:b w:val="0"/>
+          <w:i/>
+          <w:color w:val="7A7A72"/>
+          <w:sz w:val="19"/>
+        </w:rPr>
+        <w:t>Ex.: +55 11 99999-9999. IMPORTANTE: é o número onde o seu assistente vai funcionar — é pra ele que você manda os gastos e é nele que chegam os lembretes.</w:t>
+      </w:r>
+    </w:p>
+    <w:p>
+      <w:pPr>
+        <w:pBdr>
+          <w:bottom w:val="single" w:sz="4" w:space="6" w:color="C9C3B8"/>
+        </w:pBdr>
+        <w:spacing w:before="60" w:after="60"/>
+      </w:pPr>
+      <w:r>
+        <w:rPr>
+          <w:rFonts w:ascii="Arial" w:hAnsi="Arial"/>
+          <w:b w:val="0"/>
+          <w:i w:val="0"/>
+          <w:color w:val="1A1A17"/>
+          <w:sz w:val="22"/>
+        </w:rPr>
+      </w:r>
+    </w:p>
+    <w:p>
+      <w:pPr>
+        <w:spacing w:before="200" w:after="40"/>
+      </w:pPr>
+      <w:r>
+        <w:rPr>
+          <w:rFonts w:ascii="Arial" w:hAnsi="Arial"/>
+          <w:b/>
+          <w:i w:val="0"/>
+          <w:color w:val="1A1A17"/>
+          <w:sz w:val="22"/>
+        </w:rPr>
+        <w:t>3. Em que fuso/país você está?</w:t>
       </w:r>
     </w:p>
     <w:p>
@@ -174,7 +221,7 @@
           <w:color w:val="1A1A17"/>
           <w:sz w:val="22"/>
         </w:rPr>
-        <w:t>3. Em quais moedas você gasta no dia a dia?</w:t>
+        <w:t>4. Em quais moedas você gasta no dia a dia?</w:t>
       </w:r>
     </w:p>
     <w:p>
@@ -238,7 +285,7 @@
           <w:color w:val="1A1A17"/>
           <w:sz w:val="22"/>
         </w:rPr>
-        <w:t>4. Qual é a sua moeda principal?</w:t>
+        <w:t>5. Qual é a sua moeda principal?</w:t>
       </w:r>
     </w:p>
     <w:p>
@@ -303,7 +350,7 @@
           <w:color w:val="1A1A17"/>
           <w:sz w:val="22"/>
         </w:rPr>
-        <w:t>5. Quais categorias de gasto fazem sentido pra você?</w:t>
+        <w:t>6. Quais categorias de gasto fazem sentido pra você?</w:t>
       </w:r>
     </w:p>
     <w:p>
@@ -384,7 +431,7 @@
           <w:color w:val="1A1A17"/>
           <w:sz w:val="22"/>
         </w:rPr>
-        <w:t>6. Você quer uma meta de gasto por mês? De quanto?</w:t>
+        <w:t>7. Você quer uma meta de gasto por mês? De quanto?</w:t>
       </w:r>
     </w:p>
     <w:p>
@@ -449,7 +496,7 @@
           <w:color w:val="1A1A17"/>
           <w:sz w:val="22"/>
         </w:rPr>
-        <w:t>7. Quer usar o assistente também pra lembretes de tarefas?</w:t>
+        <w:t>8. Quer usar o assistente também pra lembretes de tarefas?</w:t>
       </w:r>
     </w:p>
     <w:p>
@@ -496,7 +543,7 @@
           <w:color w:val="1A1A17"/>
           <w:sz w:val="22"/>
         </w:rPr>
-        <w:t>8. Com quanta antecedência prefere ser avisado?</w:t>
+        <w:t>9. Com quanta antecedência prefere ser avisado?</w:t>
       </w:r>
     </w:p>
     <w:p>
@@ -561,7 +608,7 @@
           <w:color w:val="1A1A17"/>
           <w:sz w:val="22"/>
         </w:rPr>
-        <w:t>9. Você prefere conversar mais por texto, por áudio, ou os dois?</w:t>
+        <w:t>10. Você prefere conversar mais por texto, por áudio, ou os dois?</w:t>
       </w:r>
     </w:p>
     <w:p>
@@ -593,7 +640,7 @@
           <w:color w:val="1A1A17"/>
           <w:sz w:val="22"/>
         </w:rPr>
-        <w:t>10. Como você tenta controlar suas finanças hoje?</w:t>
+        <w:t>11. Como você tenta controlar suas finanças hoje?</w:t>
       </w:r>
     </w:p>
     <w:p>
